--- a/14. 2 Februari 2026/Rapat Koordinasi Bulanan.docx
+++ b/14. 2 Februari 2026/Rapat Koordinasi Bulanan.docx
@@ -404,6 +404,7 @@
     </w:p>
     <w:p>
       <w:r>
+        <w:lastRenderedPageBreak/>
         <w:t>Kesantrian</w:t>
       </w:r>
     </w:p>
@@ -1479,6 +1480,7 @@
                 <w:kern w:val="0"/>
                 <w14:ligatures w14:val="none"/>
               </w:rPr>
+              <w:lastRenderedPageBreak/>
               <w:t>15</w:t>
             </w:r>
             <w:r>
